--- a/data/test_files/challenge/challenge_equations.docx
+++ b/data/test_files/challenge/challenge_equations.docx
@@ -66,6 +66,50 @@
           </m:r>
         </m:oMath>
       </m:oMathPara>
+    </w:p>
+    <w:p>
+      <w:r>
+        <w:t xml:space="preserve">Ohm's law worked example: </w:t>
+      </w:r>
+      <m:oMath>
+        <m:r>
+          <m:t>U</m:t>
+        </m:r>
+        <m:r>
+          <m:t>=</m:t>
+        </m:r>
+        <m:f>
+          <m:num>
+            <m:r>
+              <m:t>168 W</m:t>
+            </m:r>
+          </m:num>
+          <m:den>
+            <m:r>
+              <m:t>1,40 A</m:t>
+            </m:r>
+          </m:den>
+        </m:f>
+      </m:oMath>
+    </w:p>
+    <w:p>
+      <w:r>
+        <w:t xml:space="preserve">Kinetic energy symbol: </w:t>
+      </w:r>
+      <m:oMath>
+        <m:sSub>
+          <m:e>
+            <m:r>
+              <m:t>E</m:t>
+            </m:r>
+          </m:e>
+          <m:sub>
+            <m:r>
+              <m:t>kin</m:t>
+            </m:r>
+          </m:sub>
+        </m:sSub>
+      </m:oMath>
     </w:p>
     <w:p>
       <w:r>
